--- a/materials/Fabian_Hansen_CV_NielsenIQ.docx
+++ b/materials/Fabian_Hansen_CV_NielsenIQ.docx
@@ -85,7 +85,7 @@
           <w:sz w:val="21"/>
           <w:szCs w:val="21"/>
         </w:rPr>
-        <w:t xml:space="preserve">Business &amp; Data Analyst with 2+ years of experience turning people, payroll and financial data into actionable reporting. At COWI, I own Power BI solutions and data structures spanning the company's 7,500+ employees worldwide, partnering directly with HR, Payroll and Finance stakeholders across Denmark, Norway, Sweden and Iceland. I combine a commercial mindset from CBS with strong analytical skills in Power BI, SQL and Excel.</w:t>
+        <w:t xml:space="preserve">Business &amp; Data Analyst with 2+ years of experience turning people, payroll and financial data into actionable reporting. At COWI, I own Power BI solutions and data structures spanning the company's 7,500+ employees worldwide, partnering directly with HR, Payroll and Finance stakeholders across Denmark, Norway, Sweden and Iceland. I combine a commercial mindset from CBS with strong analytical skills in Power BI and Excel, and working knowledge of SQL.</w:t>
       </w:r>
     </w:p>
     <w:p>
